--- a/各类表格/6.3 编制完整等保测评报告/素材3-6：教师演示用——报告编制快速检查表.docx
+++ b/各类表格/6.3 编制完整等保测评报告/素材3-6：教师演示用——报告编制快速检查表.docx
@@ -971,7 +971,7 @@
                 <w:bdr w:val="none" w:color="auto" w:sz="0" w:space="0"/>
                 <w:lang w:val="en-US" w:eastAsia="zh-CN" w:bidi="ar"/>
               </w:rPr>
-              <w:t>有汇总分析，有判断</w:t>
+              <w:t>有汇总分析，有判断；存在高风险项时结论必须为“不符合”</w:t>
             </w:r>
           </w:p>
         </w:tc>
